--- a/Asp.NetCore/3.OOP/Activity/Class-Object-Activity.docx
+++ b/Asp.NetCore/3.OOP/Activity/Class-Object-Activity.docx
@@ -1,6 +1,6 @@
 
 <file path=word/document.xml><?xml version="1.0" encoding="utf-8"?>
-<w:document xmlns:wpc="http://schemas.microsoft.com/office/word/2010/wordprocessingCanvas" xmlns:cx="http://schemas.microsoft.com/office/drawing/2014/chartex" xmlns:cx1="http://schemas.microsoft.com/office/drawing/2015/9/8/chartex" xmlns:cx2="http://schemas.microsoft.com/office/drawing/2015/10/21/chartex" xmlns:cx3="http://schemas.microsoft.com/office/drawing/2016/5/9/chartex" xmlns:cx4="http://schemas.microsoft.com/office/drawing/2016/5/10/chartex" xmlns:cx5="http://schemas.microsoft.com/office/drawing/2016/5/11/chartex" xmlns:cx6="http://schemas.microsoft.com/office/drawing/2016/5/12/chartex" xmlns:cx7="http://schemas.microsoft.com/office/drawing/2016/5/13/chartex" xmlns:cx8="http://schemas.microsoft.com/office/drawing/2016/5/14/chartex" xmlns:mc="http://schemas.openxmlformats.org/markup-compatibility/2006" xmlns:aink="http://schemas.microsoft.com/office/drawing/2016/ink" xmlns:am3d="http://schemas.microsoft.com/office/drawing/2017/model3d" xmlns:o="urn:schemas-microsoft-com:office:office" xmlns:oel="http://schemas.microsoft.com/office/2019/extlst" xmlns:r="http://schemas.openxmlformats.org/officeDocument/2006/relationships" xmlns:m="http://schemas.openxmlformats.org/officeDocument/2006/math" xmlns:v="urn:schemas-microsoft-com:vml" xmlns:wp14="http://schemas.microsoft.com/office/word/2010/wordprocessingDrawing" xmlns:wp="http://schemas.openxmlformats.org/drawingml/2006/wordprocessingDrawing" xmlns:w10="urn:schemas-microsoft-com:office:word" xmlns:w="http://schemas.openxmlformats.org/wordprocessingml/2006/main" xmlns:w14="http://schemas.microsoft.com/office/word/2010/wordml" xmlns:w15="http://schemas.microsoft.com/office/word/2012/wordml" xmlns:w16cex="http://schemas.microsoft.com/office/word/2018/wordml/cex" xmlns:w16cid="http://schemas.microsoft.com/office/word/2016/wordml/cid" xmlns:w16="http://schemas.microsoft.com/office/word/2018/wordml" xmlns:w16du="http://schemas.microsoft.com/office/word/2023/wordml/word16du" xmlns:w16sdtdh="http://schemas.microsoft.com/office/word/2020/wordml/sdtdatahash" xmlns:w16sdtfl="http://schemas.microsoft.com/office/word/2024/wordml/sdtformatlock" xmlns:w16se="http://schemas.microsoft.com/office/word/2015/wordml/symex" xmlns:wpg="http://schemas.microsoft.com/office/word/2010/wordprocessingGroup" xmlns:wpi="http://schemas.microsoft.com/office/word/2010/wordprocessingInk" xmlns:wne="http://schemas.microsoft.com/office/word/2006/wordml" xmlns:wps="http://schemas.microsoft.com/office/word/2010/wordprocessingShape" mc:Ignorable="w14 w15 w16se w16cid w16 w16cex w16sdtdh w16sdtfl w16du wp14">
+<w:document xmlns:wpc="http://schemas.microsoft.com/office/word/2010/wordprocessingCanvas" xmlns:cx="http://schemas.microsoft.com/office/drawing/2014/chartex" xmlns:mc="http://schemas.openxmlformats.org/markup-compatibility/2006" xmlns:o="urn:schemas-microsoft-com:office:office" xmlns:r="http://schemas.openxmlformats.org/officeDocument/2006/relationships" xmlns:m="http://schemas.openxmlformats.org/officeDocument/2006/math" xmlns:v="urn:schemas-microsoft-com:vml" xmlns:wp14="http://schemas.microsoft.com/office/word/2010/wordprocessingDrawing" xmlns:wp="http://schemas.openxmlformats.org/drawingml/2006/wordprocessingDrawing" xmlns:w10="urn:schemas-microsoft-com:office:word" xmlns:w="http://schemas.openxmlformats.org/wordprocessingml/2006/main" xmlns:w14="http://schemas.microsoft.com/office/word/2010/wordml" xmlns:w15="http://schemas.microsoft.com/office/word/2012/wordml" xmlns:w16se="http://schemas.microsoft.com/office/word/2015/wordml/symex" xmlns:wpg="http://schemas.microsoft.com/office/word/2010/wordprocessingGroup" xmlns:wpi="http://schemas.microsoft.com/office/word/2010/wordprocessingInk" xmlns:wne="http://schemas.microsoft.com/office/word/2006/wordml" xmlns:wps="http://schemas.microsoft.com/office/word/2010/wordprocessingShape" mc:Ignorable="w14 w15 w16se wp14">
   <w:body>
     <w:p>
       <w:pPr>
@@ -56,12 +56,17 @@
         <w:t xml:space="preserve">Write a method </w:t>
       </w:r>
       <w:proofErr w:type="spellStart"/>
+      <w:proofErr w:type="gramStart"/>
       <w:r>
         <w:t>DisplayBookInfo</w:t>
       </w:r>
       <w:proofErr w:type="spellEnd"/>
       <w:r>
-        <w:t>() to print book details.</w:t>
+        <w:t>(</w:t>
+      </w:r>
+      <w:proofErr w:type="gramEnd"/>
+      <w:r>
+        <w:t>) to print book details.</w:t>
       </w:r>
     </w:p>
     <w:p>
@@ -78,7 +83,7 @@
     <w:p>
       <w:r>
         <w:pict w14:anchorId="3474FF5B">
-          <v:rect id="_x0000_i1067" style="width:0;height:1.5pt" o:hralign="center" o:hrstd="t" o:hr="t" fillcolor="#a0a0a0" stroked="f"/>
+          <v:rect id="_x0000_i1025" style="width:0;height:1.5pt" o:hralign="center" o:hrstd="t" o:hr="t" fillcolor="#a0a0a0" stroked="f"/>
         </w:pict>
       </w:r>
     </w:p>
@@ -121,12 +126,17 @@
         <w:t xml:space="preserve">Add a method </w:t>
       </w:r>
       <w:proofErr w:type="spellStart"/>
+      <w:proofErr w:type="gramStart"/>
       <w:r>
         <w:t>ShowDetails</w:t>
       </w:r>
       <w:proofErr w:type="spellEnd"/>
       <w:r>
-        <w:t>().</w:t>
+        <w:t>(</w:t>
+      </w:r>
+      <w:proofErr w:type="gramEnd"/>
+      <w:r>
+        <w:t>).</w:t>
       </w:r>
     </w:p>
     <w:p>
@@ -143,7 +153,7 @@
     <w:p>
       <w:r>
         <w:pict w14:anchorId="07750D65">
-          <v:rect id="_x0000_i1068" style="width:0;height:1.5pt" o:hralign="center" o:hrstd="t" o:hr="t" fillcolor="#a0a0a0" stroked="f"/>
+          <v:rect id="_x0000_i1026" style="width:0;height:1.5pt" o:hralign="center" o:hrstd="t" o:hr="t" fillcolor="#a0a0a0" stroked="f"/>
         </w:pict>
       </w:r>
     </w:p>
@@ -172,7 +182,15 @@
       </w:r>
       <w:proofErr w:type="spellEnd"/>
       <w:r>
-        <w:t>, ProductName, Price, and Quantity.</w:t>
+        <w:t xml:space="preserve">, </w:t>
+      </w:r>
+      <w:proofErr w:type="spellStart"/>
+      <w:r>
+        <w:t>ProductName</w:t>
+      </w:r>
+      <w:proofErr w:type="spellEnd"/>
+      <w:r>
+        <w:t>, Price, and Quantity.</w:t>
       </w:r>
     </w:p>
     <w:p>
@@ -186,12 +204,17 @@
         <w:t xml:space="preserve">Write a method </w:t>
       </w:r>
       <w:proofErr w:type="spellStart"/>
+      <w:proofErr w:type="gramStart"/>
       <w:r>
         <w:t>CalculateTotalPrice</w:t>
       </w:r>
       <w:proofErr w:type="spellEnd"/>
       <w:r>
-        <w:t>() that multiplies Price * Quantity.</w:t>
+        <w:t>(</w:t>
+      </w:r>
+      <w:proofErr w:type="gramEnd"/>
+      <w:r>
+        <w:t>) that multiplies Price * Quantity.</w:t>
       </w:r>
     </w:p>
     <w:p>
@@ -208,7 +231,7 @@
     <w:p>
       <w:r>
         <w:pict w14:anchorId="308F8C2C">
-          <v:rect id="_x0000_i1069" style="width:0;height:1.5pt" o:hralign="center" o:hrstd="t" o:hr="t" fillcolor="#a0a0a0" stroked="f"/>
+          <v:rect id="_x0000_i1027" style="width:0;height:1.5pt" o:hralign="center" o:hrstd="t" o:hr="t" fillcolor="#a0a0a0" stroked="f"/>
         </w:pict>
       </w:r>
     </w:p>
@@ -251,12 +274,17 @@
         <w:t xml:space="preserve">Add a method </w:t>
       </w:r>
       <w:proofErr w:type="spellStart"/>
+      <w:proofErr w:type="gramStart"/>
       <w:r>
         <w:t>CheckResult</w:t>
       </w:r>
       <w:proofErr w:type="spellEnd"/>
       <w:r>
-        <w:t>() that prints "Pass" if marks ≥ 40 else "Fail".</w:t>
+        <w:t>(</w:t>
+      </w:r>
+      <w:proofErr w:type="gramEnd"/>
+      <w:r>
+        <w:t>) that prints "Pass" if marks ≥ 40 else "Fail".</w:t>
       </w:r>
     </w:p>
     <w:p>
@@ -269,11 +297,9 @@
       <w:r>
         <w:t>Create 3 student objects and display their results.</w:t>
       </w:r>
-    </w:p>
-    <w:p>
       <w:r>
         <w:pict w14:anchorId="0E013B78">
-          <v:rect id="_x0000_i1070" style="width:0;height:1.5pt" o:hralign="center" o:hrstd="t" o:hr="t" fillcolor="#a0a0a0" stroked="f"/>
+          <v:rect id="_x0000_i1028" style="width:0;height:1.5pt" o:hralign="center" o:hrstd="t" o:hr="t" fillcolor="#a0a0a0" stroked="f"/>
         </w:pict>
       </w:r>
     </w:p>
@@ -331,6 +357,8 @@
       <w:r>
         <w:t>Write methods:</w:t>
       </w:r>
+      <w:bookmarkStart w:id="0" w:name="_GoBack"/>
+      <w:bookmarkEnd w:id="0"/>
     </w:p>
     <w:p>
       <w:pPr>
@@ -351,13 +379,16 @@
         </w:numPr>
       </w:pPr>
       <w:r>
-        <w:t>Withdraw(amount) → decreases balance (if sufficient balance)</w:t>
+        <w:t>Withdraw(amount) → decreases</w:t>
+      </w:r>
+      <w:r>
+        <w:t xml:space="preserve"> balance (if sufficient balance</w:t>
       </w:r>
     </w:p>
     <w:p>
       <w:pPr>
         <w:numPr>
-          <w:ilvl w:val="0"/>
+          <w:ilvl w:val="1"/>
           <w:numId w:val="5"/>
         </w:numPr>
       </w:pPr>
@@ -367,9 +398,8 @@
     </w:p>
     <w:p>
       <w:r>
-        <w:lastRenderedPageBreak/>
         <w:pict w14:anchorId="60532902">
-          <v:rect id="_x0000_i1071" style="width:0;height:1.5pt" o:hralign="center" o:hrstd="t" o:hr="t" fillcolor="#a0a0a0" stroked="f"/>
+          <v:rect id="_x0000_i1029" style="width:0;height:1.5pt" o:hralign="center" o:hrstd="t" o:hr="t" fillcolor="#a0a0a0" stroked="f"/>
         </w:pict>
       </w:r>
     </w:p>
@@ -385,6 +415,7 @@
           <w:b/>
           <w:bCs/>
         </w:rPr>
+        <w:lastRenderedPageBreak/>
         <w:t>Question 6: Vehicle Management</w:t>
       </w:r>
     </w:p>
@@ -412,12 +443,17 @@
         <w:t xml:space="preserve">Add a method </w:t>
       </w:r>
       <w:proofErr w:type="spellStart"/>
+      <w:proofErr w:type="gramStart"/>
       <w:r>
         <w:t>DisplayCarInfo</w:t>
       </w:r>
       <w:proofErr w:type="spellEnd"/>
       <w:r>
-        <w:t>().</w:t>
+        <w:t>(</w:t>
+      </w:r>
+      <w:proofErr w:type="gramEnd"/>
+      <w:r>
+        <w:t>).</w:t>
       </w:r>
     </w:p>
     <w:p>
@@ -434,7 +470,7 @@
     <w:p>
       <w:r>
         <w:pict w14:anchorId="71591754">
-          <v:rect id="_x0000_i1072" style="width:0;height:1.5pt" o:hralign="center" o:hrstd="t" o:hr="t" fillcolor="#a0a0a0" stroked="f"/>
+          <v:rect id="_x0000_i1030" style="width:0;height:1.5pt" o:hralign="center" o:hrstd="t" o:hr="t" fillcolor="#a0a0a0" stroked="f"/>
         </w:pict>
       </w:r>
     </w:p>
@@ -485,12 +521,17 @@
         <w:t xml:space="preserve">Add a method </w:t>
       </w:r>
       <w:proofErr w:type="spellStart"/>
+      <w:proofErr w:type="gramStart"/>
       <w:r>
         <w:t>CalculateNetSalary</w:t>
       </w:r>
       <w:proofErr w:type="spellEnd"/>
       <w:r>
-        <w:t>() (</w:t>
+        <w:t>(</w:t>
+      </w:r>
+      <w:proofErr w:type="gramEnd"/>
+      <w:r>
+        <w:t>) (</w:t>
       </w:r>
       <w:proofErr w:type="spellStart"/>
       <w:r>
@@ -515,7 +556,7 @@
     <w:p>
       <w:r>
         <w:pict w14:anchorId="01E0D70C">
-          <v:rect id="_x0000_i1073" style="width:0;height:1.5pt" o:hralign="center" o:hrstd="t" o:hr="t" fillcolor="#a0a0a0" stroked="f"/>
+          <v:rect id="_x0000_i1031" style="width:0;height:1.5pt" o:hralign="center" o:hrstd="t" o:hr="t" fillcolor="#a0a0a0" stroked="f"/>
         </w:pict>
       </w:r>
     </w:p>
@@ -600,7 +641,7 @@
 </file>
 
 <file path=word/numbering.xml><?xml version="1.0" encoding="utf-8"?>
-<w:numbering xmlns:wpc="http://schemas.microsoft.com/office/word/2010/wordprocessingCanvas" xmlns:cx="http://schemas.microsoft.com/office/drawing/2014/chartex" xmlns:cx1="http://schemas.microsoft.com/office/drawing/2015/9/8/chartex" xmlns:cx2="http://schemas.microsoft.com/office/drawing/2015/10/21/chartex" xmlns:cx3="http://schemas.microsoft.com/office/drawing/2016/5/9/chartex" xmlns:cx4="http://schemas.microsoft.com/office/drawing/2016/5/10/chartex" xmlns:cx5="http://schemas.microsoft.com/office/drawing/2016/5/11/chartex" xmlns:cx6="http://schemas.microsoft.com/office/drawing/2016/5/12/chartex" xmlns:cx7="http://schemas.microsoft.com/office/drawing/2016/5/13/chartex" xmlns:cx8="http://schemas.microsoft.com/office/drawing/2016/5/14/chartex" xmlns:mc="http://schemas.openxmlformats.org/markup-compatibility/2006" xmlns:aink="http://schemas.microsoft.com/office/drawing/2016/ink" xmlns:am3d="http://schemas.microsoft.com/office/drawing/2017/model3d" xmlns:o="urn:schemas-microsoft-com:office:office" xmlns:oel="http://schemas.microsoft.com/office/2019/extlst" xmlns:r="http://schemas.openxmlformats.org/officeDocument/2006/relationships" xmlns:m="http://schemas.openxmlformats.org/officeDocument/2006/math" xmlns:v="urn:schemas-microsoft-com:vml" xmlns:wp14="http://schemas.microsoft.com/office/word/2010/wordprocessingDrawing" xmlns:wp="http://schemas.openxmlformats.org/drawingml/2006/wordprocessingDrawing" xmlns:w10="urn:schemas-microsoft-com:office:word" xmlns:w="http://schemas.openxmlformats.org/wordprocessingml/2006/main" xmlns:w14="http://schemas.microsoft.com/office/word/2010/wordml" xmlns:w15="http://schemas.microsoft.com/office/word/2012/wordml" xmlns:w16cex="http://schemas.microsoft.com/office/word/2018/wordml/cex" xmlns:w16cid="http://schemas.microsoft.com/office/word/2016/wordml/cid" xmlns:w16="http://schemas.microsoft.com/office/word/2018/wordml" xmlns:w16du="http://schemas.microsoft.com/office/word/2023/wordml/word16du" xmlns:w16sdtdh="http://schemas.microsoft.com/office/word/2020/wordml/sdtdatahash" xmlns:w16sdtfl="http://schemas.microsoft.com/office/word/2024/wordml/sdtformatlock" xmlns:w16se="http://schemas.microsoft.com/office/word/2015/wordml/symex" xmlns:wpg="http://schemas.microsoft.com/office/word/2010/wordprocessingGroup" xmlns:wpi="http://schemas.microsoft.com/office/word/2010/wordprocessingInk" xmlns:wne="http://schemas.microsoft.com/office/word/2006/wordml" xmlns:wps="http://schemas.microsoft.com/office/word/2010/wordprocessingShape" mc:Ignorable="w14 w15 w16se w16cid w16 w16cex w16sdtdh w16sdtfl w16du wp14">
+<w:numbering xmlns:wpc="http://schemas.microsoft.com/office/word/2010/wordprocessingCanvas" xmlns:cx="http://schemas.microsoft.com/office/drawing/2014/chartex" xmlns:mc="http://schemas.openxmlformats.org/markup-compatibility/2006" xmlns:o="urn:schemas-microsoft-com:office:office" xmlns:r="http://schemas.openxmlformats.org/officeDocument/2006/relationships" xmlns:m="http://schemas.openxmlformats.org/officeDocument/2006/math" xmlns:v="urn:schemas-microsoft-com:vml" xmlns:wp14="http://schemas.microsoft.com/office/word/2010/wordprocessingDrawing" xmlns:wp="http://schemas.openxmlformats.org/drawingml/2006/wordprocessingDrawing" xmlns:w10="urn:schemas-microsoft-com:office:word" xmlns:w="http://schemas.openxmlformats.org/wordprocessingml/2006/main" xmlns:w14="http://schemas.microsoft.com/office/word/2010/wordml" xmlns:w15="http://schemas.microsoft.com/office/word/2012/wordml" xmlns:w16se="http://schemas.microsoft.com/office/word/2015/wordml/symex" xmlns:wpg="http://schemas.microsoft.com/office/word/2010/wordprocessingGroup" xmlns:wpi="http://schemas.microsoft.com/office/word/2010/wordprocessingInk" xmlns:wne="http://schemas.microsoft.com/office/word/2006/wordml" xmlns:wps="http://schemas.microsoft.com/office/word/2010/wordprocessingShape" mc:Ignorable="w14 w15 w16se wp14">
   <w:abstractNum w:abstractNumId="0" w15:restartNumberingAfterBreak="0">
     <w:nsid w:val="011A69CF"/>
     <w:multiLevelType w:val="multilevel"/>
@@ -1757,35 +1798,35 @@
       </w:rPr>
     </w:lvl>
   </w:abstractNum>
-  <w:num w:numId="1" w16cid:durableId="190336406">
+  <w:num w:numId="1">
     <w:abstractNumId w:val="7"/>
   </w:num>
-  <w:num w:numId="2" w16cid:durableId="877088053">
+  <w:num w:numId="2">
     <w:abstractNumId w:val="6"/>
   </w:num>
-  <w:num w:numId="3" w16cid:durableId="1777283555">
+  <w:num w:numId="3">
     <w:abstractNumId w:val="4"/>
   </w:num>
-  <w:num w:numId="4" w16cid:durableId="2114592762">
+  <w:num w:numId="4">
     <w:abstractNumId w:val="2"/>
   </w:num>
-  <w:num w:numId="5" w16cid:durableId="1073238735">
+  <w:num w:numId="5">
     <w:abstractNumId w:val="0"/>
   </w:num>
-  <w:num w:numId="6" w16cid:durableId="566500480">
+  <w:num w:numId="6">
     <w:abstractNumId w:val="3"/>
   </w:num>
-  <w:num w:numId="7" w16cid:durableId="1438283618">
+  <w:num w:numId="7">
     <w:abstractNumId w:val="1"/>
   </w:num>
-  <w:num w:numId="8" w16cid:durableId="89159736">
+  <w:num w:numId="8">
     <w:abstractNumId w:val="5"/>
   </w:num>
 </w:numbering>
 </file>
 
 <file path=word/styles.xml><?xml version="1.0" encoding="utf-8"?>
-<w:styles xmlns:mc="http://schemas.openxmlformats.org/markup-compatibility/2006" xmlns:r="http://schemas.openxmlformats.org/officeDocument/2006/relationships" xmlns:w="http://schemas.openxmlformats.org/wordprocessingml/2006/main" xmlns:w14="http://schemas.microsoft.com/office/word/2010/wordml" xmlns:w15="http://schemas.microsoft.com/office/word/2012/wordml" xmlns:w16cex="http://schemas.microsoft.com/office/word/2018/wordml/cex" xmlns:w16cid="http://schemas.microsoft.com/office/word/2016/wordml/cid" xmlns:w16="http://schemas.microsoft.com/office/word/2018/wordml" xmlns:w16du="http://schemas.microsoft.com/office/word/2023/wordml/word16du" xmlns:w16sdtdh="http://schemas.microsoft.com/office/word/2020/wordml/sdtdatahash" xmlns:w16sdtfl="http://schemas.microsoft.com/office/word/2024/wordml/sdtformatlock" xmlns:w16se="http://schemas.microsoft.com/office/word/2015/wordml/symex" mc:Ignorable="w14 w15 w16se w16cid w16 w16cex w16sdtdh w16sdtfl w16du">
+<w:styles xmlns:mc="http://schemas.openxmlformats.org/markup-compatibility/2006" xmlns:r="http://schemas.openxmlformats.org/officeDocument/2006/relationships" xmlns:w="http://schemas.openxmlformats.org/wordprocessingml/2006/main" xmlns:w14="http://schemas.microsoft.com/office/word/2010/wordml" xmlns:w15="http://schemas.microsoft.com/office/word/2012/wordml" xmlns:w16se="http://schemas.microsoft.com/office/word/2015/wordml/symex" mc:Ignorable="w14 w15 w16se">
   <w:docDefaults>
     <w:rPrDefault>
       <w:rPr>
@@ -1803,7 +1844,7 @@
       </w:pPr>
     </w:pPrDefault>
   </w:docDefaults>
-  <w:latentStyles w:defLockedState="0" w:defUIPriority="99" w:defSemiHidden="0" w:defUnhideWhenUsed="0" w:defQFormat="0" w:count="376">
+  <w:latentStyles w:defLockedState="0" w:defUIPriority="99" w:defSemiHidden="0" w:defUnhideWhenUsed="0" w:defQFormat="0" w:count="371">
     <w:lsdException w:name="Normal" w:uiPriority="0" w:qFormat="1"/>
     <w:lsdException w:name="heading 1" w:uiPriority="9" w:qFormat="1"/>
     <w:lsdException w:name="heading 2" w:semiHidden="1" w:uiPriority="9" w:unhideWhenUsed="1" w:qFormat="1"/>
@@ -2175,11 +2216,6 @@
     <w:lsdException w:name="List Table 5 Dark Accent 6" w:uiPriority="50"/>
     <w:lsdException w:name="List Table 6 Colorful Accent 6" w:uiPriority="51"/>
     <w:lsdException w:name="List Table 7 Colorful Accent 6" w:uiPriority="52"/>
-    <w:lsdException w:name="Mention" w:semiHidden="1" w:unhideWhenUsed="1"/>
-    <w:lsdException w:name="Smart Hyperlink" w:semiHidden="1" w:unhideWhenUsed="1"/>
-    <w:lsdException w:name="Hashtag" w:semiHidden="1" w:unhideWhenUsed="1"/>
-    <w:lsdException w:name="Unresolved Mention" w:semiHidden="1" w:unhideWhenUsed="1"/>
-    <w:lsdException w:name="Smart Link" w:semiHidden="1" w:unhideWhenUsed="1"/>
   </w:latentStyles>
   <w:style w:type="paragraph" w:default="1" w:styleId="Normal">
     <w:name w:val="Normal"/>
@@ -2387,6 +2423,7 @@
   <w:style w:type="character" w:default="1" w:styleId="DefaultParagraphFont">
     <w:name w:val="Default Paragraph Font"/>
     <w:uiPriority w:val="1"/>
+    <w:semiHidden/>
     <w:unhideWhenUsed/>
   </w:style>
   <w:style w:type="table" w:default="1" w:styleId="TableNormal">
